--- a/PROJECT_OVERVIEW.docx
+++ b/PROJECT_OVERVIEW.docx
@@ -36,7 +36,7 @@
         </w:p>
       </w:sdtContent>
     </w:sdt>
-    <w:bookmarkStart w:id="118" w:name="alion--project-overview"/>
+    <w:bookmarkStart w:id="121" w:name="alion--project-overview"/>
     <w:p>
       <w:pPr>
         <w:pStyle w:val="Heading1"/>
@@ -9726,7 +9726,7 @@
     </w:p>
     <w:bookmarkEnd w:id="78"/>
     <w:bookmarkEnd w:id="79"/>
-    <w:bookmarkStart w:id="95" w:name="Xa361164ee76026746fbce739f01b42ec78df0a0"/>
+    <w:bookmarkStart w:id="98" w:name="Xa361164ee76026746fbce739f01b42ec78df0a0"/>
     <w:p>
       <w:pPr>
         <w:pStyle w:val="Heading2"/>
@@ -10408,18 +10408,283 @@
       </w:r>
     </w:p>
     <w:bookmarkEnd w:id="91"/>
-    <w:bookmarkStart w:id="94" w:name="Xef95421337e7d045e60e6c0e782a2c2452b1478"/>
+    <w:bookmarkStart w:id="92" w:name="X164137d89df610ca3fc2ae509dc440d8a52a39f"/>
     <w:p>
       <w:pPr>
         <w:pStyle w:val="Heading3"/>
       </w:pPr>
       <w:r>
-        <w:t xml:space="preserve">6.7 Evaluation —</w:t>
-      </w:r>
-      <w:r>
-        <w:t xml:space="preserve"> </w:t>
-      </w:r>
-      <w:hyperlink r:id="rId92">
+        <w:t xml:space="preserve">6.7 SWC — Smallest Worthwhile Change (</w:t>
+      </w:r>
+      <w:hyperlink r:id="rId88">
+        <w:r>
+          <w:rPr>
+            <w:rStyle w:val="Hyperlink"/>
+          </w:rPr>
+          <w:t xml:space="preserve">compute_swc</w:t>
+        </w:r>
+      </w:hyperlink>
+      <w:r>
+        <w:t xml:space="preserve">)</w:t>
+      </w:r>
+    </w:p>
+    <w:p>
+      <w:pPr>
+        <w:pStyle w:val="FirstParagraph"/>
+      </w:pPr>
+      <w:r>
+        <w:t xml:space="preserve">Hopkins (2004, 2009) —</w:t>
+      </w:r>
+      <w:r>
+        <w:t xml:space="preserve"> </w:t>
+      </w:r>
+      <w:r>
+        <w:rPr>
+          <w:rStyle w:val="VerbatimChar"/>
+        </w:rPr>
+        <w:t xml:space="preserve">0.2 × stdev(history)</w:t>
+      </w:r>
+      <w:r>
+        <w:t xml:space="preserve">. Returns</w:t>
+      </w:r>
+      <w:r>
+        <w:t xml:space="preserve"> </w:t>
+      </w:r>
+      <w:r>
+        <w:rPr>
+          <w:rStyle w:val="VerbatimChar"/>
+        </w:rPr>
+        <w:t xml:space="preserve">None</w:t>
+      </w:r>
+      <w:r>
+        <w:t xml:space="preserve"> </w:t>
+      </w:r>
+      <w:r>
+        <w:t xml:space="preserve">when fewer</w:t>
+      </w:r>
+      <w:r>
+        <w:t xml:space="preserve"> </w:t>
+      </w:r>
+      <w:r>
+        <w:t xml:space="preserve">than 3 sessions exist. Surfaced on the Dashboard's Output Index hero</w:t>
+      </w:r>
+      <w:r>
+        <w:t xml:space="preserve"> </w:t>
+      </w:r>
+      <w:r>
+        <w:t xml:space="preserve">beside the "vs previous" delta so the UI distinguishes "real improvement"</w:t>
+      </w:r>
+      <w:r>
+        <w:t xml:space="preserve"> </w:t>
+      </w:r>
+      <w:r>
+        <w:t xml:space="preserve">from "within noise" honestly. Returned by</w:t>
+      </w:r>
+      <w:r>
+        <w:t xml:space="preserve"> </w:t>
+      </w:r>
+      <w:r>
+        <w:rPr>
+          <w:rStyle w:val="VerbatimChar"/>
+        </w:rPr>
+        <w:t xml:space="preserve">GET /fighters/{id}/matrix</w:t>
+      </w:r>
+      <w:r>
+        <w:t xml:space="preserve"> </w:t>
+      </w:r>
+      <w:r>
+        <w:t xml:space="preserve">in the</w:t>
+      </w:r>
+      <w:r>
+        <w:t xml:space="preserve"> </w:t>
+      </w:r>
+      <w:r>
+        <w:rPr>
+          <w:rStyle w:val="VerbatimChar"/>
+        </w:rPr>
+        <w:t xml:space="preserve">swc</w:t>
+      </w:r>
+      <w:r>
+        <w:t xml:space="preserve"> </w:t>
+      </w:r>
+      <w:r>
+        <w:t xml:space="preserve">field.</w:t>
+      </w:r>
+      <w:r>
+        <w:t xml:space="preserve"> </w:t>
+      </w:r>
+      <w:r>
+        <w:rPr>
+          <w:b/>
+          <w:bCs/>
+        </w:rPr>
+        <w:t xml:space="preserve">Worth-knowing dissertation framing</w:t>
+      </w:r>
+      <w:r>
+        <w:t xml:space="preserve">: any change</w:t>
+      </w:r>
+      <w:r>
+        <w:t xml:space="preserve"> </w:t>
+      </w:r>
+      <w:r>
+        <w:t xml:space="preserve">below SWC is statistical noise.</w:t>
+      </w:r>
+    </w:p>
+    <w:bookmarkEnd w:id="92"/>
+    <w:bookmarkStart w:id="94" w:name="X9d067851fcbba153f6f0e3e4eac44f134d4cac6"/>
+    <w:p>
+      <w:pPr>
+        <w:pStyle w:val="Heading3"/>
+      </w:pPr>
+      <w:r>
+        <w:t xml:space="preserve">6.8 TRIMP — Banister Training Impulse (</w:t>
+      </w:r>
+      <w:hyperlink r:id="rId93">
+        <w:r>
+          <w:rPr>
+            <w:rStyle w:val="Hyperlink"/>
+          </w:rPr>
+          <w:t xml:space="preserve">compute_trimp</w:t>
+        </w:r>
+      </w:hyperlink>
+      <w:r>
+        <w:t xml:space="preserve">)</w:t>
+      </w:r>
+    </w:p>
+    <w:p>
+      <w:pPr>
+        <w:pStyle w:val="FirstParagraph"/>
+      </w:pPr>
+      <w:r>
+        <w:t xml:space="preserve">Banister (1991) internal-load metric:</w:t>
+      </w:r>
+    </w:p>
+    <w:p>
+      <w:pPr>
+        <w:pStyle w:val="SourceCode"/>
+      </w:pPr>
+      <w:r>
+        <w:rPr>
+          <w:rStyle w:val="VerbatimChar"/>
+        </w:rPr>
+        <w:t xml:space="preserve">HR_ratio = clamp((HR_avg − HR_rest) / (HR_max − HR_rest), 0, 1)</w:t>
+      </w:r>
+      <w:r>
+        <w:br/>
+      </w:r>
+      <w:r>
+        <w:rPr>
+          <w:rStyle w:val="VerbatimChar"/>
+        </w:rPr>
+        <w:t xml:space="preserve">y_male   = 0.64 · exp(1.92 · HR_ratio)</w:t>
+      </w:r>
+      <w:r>
+        <w:br/>
+      </w:r>
+      <w:r>
+        <w:rPr>
+          <w:rStyle w:val="VerbatimChar"/>
+        </w:rPr>
+        <w:t xml:space="preserve">y_female = 0.86 · exp(1.67 · HR_ratio)</w:t>
+      </w:r>
+      <w:r>
+        <w:br/>
+      </w:r>
+      <w:r>
+        <w:rPr>
+          <w:rStyle w:val="VerbatimChar"/>
+        </w:rPr>
+        <w:t xml:space="preserve">TRIMP    = duration_min × HR_ratio × y_factor</w:t>
+      </w:r>
+    </w:p>
+    <w:p>
+      <w:pPr>
+        <w:pStyle w:val="FirstParagraph"/>
+      </w:pPr>
+      <w:r>
+        <w:t xml:space="preserve">Plus</w:t>
+      </w:r>
+      <w:r>
+        <w:t xml:space="preserve"> </w:t>
+      </w:r>
+      <w:r>
+        <w:rPr>
+          <w:rStyle w:val="VerbatimChar"/>
+        </w:rPr>
+        <w:t xml:space="preserve">estimate_hr_max(age)</w:t>
+      </w:r>
+      <w:r>
+        <w:t xml:space="preserve"> </w:t>
+      </w:r>
+      <w:r>
+        <w:t xml:space="preserve">using Tanaka et al. (2001):</w:t>
+      </w:r>
+      <w:r>
+        <w:t xml:space="preserve"> </w:t>
+      </w:r>
+      <w:r>
+        <w:rPr>
+          <w:rStyle w:val="VerbatimChar"/>
+        </w:rPr>
+        <w:t xml:space="preserve">208 − 0.7 × age</w:t>
+      </w:r>
+      <w:r>
+        <w:t xml:space="preserve">.</w:t>
+      </w:r>
+    </w:p>
+    <w:p>
+      <w:pPr>
+        <w:pStyle w:val="BodyText"/>
+      </w:pPr>
+      <w:r>
+        <w:t xml:space="preserve">Contract is wired now; data flows when the Polar H10 BLE driver lands</w:t>
+      </w:r>
+      <w:r>
+        <w:t xml:space="preserve"> </w:t>
+      </w:r>
+      <w:r>
+        <w:t xml:space="preserve">2026-05-16 (in-session HR streaming is the missing input). Until then</w:t>
+      </w:r>
+      <w:r>
+        <w:t xml:space="preserve"> </w:t>
+      </w:r>
+      <w:r>
+        <w:t xml:space="preserve">no API endpoint exposes TRIMP — the function exists so adapters</w:t>
+      </w:r>
+      <w:r>
+        <w:t xml:space="preserve"> </w:t>
+      </w:r>
+      <w:r>
+        <w:t xml:space="preserve">integrate without code churn at hardware-arrival.</w:t>
+      </w:r>
+    </w:p>
+    <w:p>
+      <w:pPr>
+        <w:pStyle w:val="BodyText"/>
+      </w:pPr>
+      <w:r>
+        <w:t xml:space="preserve">12 unit tests covering edge cases (resting, supraphysiological, sex</w:t>
+      </w:r>
+      <w:r>
+        <w:t xml:space="preserve"> </w:t>
+      </w:r>
+      <w:r>
+        <w:t xml:space="preserve">formulas, duration scaling, HR_max estimator).</w:t>
+      </w:r>
+    </w:p>
+    <w:bookmarkEnd w:id="94"/>
+    <w:bookmarkStart w:id="97" w:name="Xb6d1caffc964813e9ddaae41fa5d5d568070cfc"/>
+    <w:p>
+      <w:pPr>
+        <w:pStyle w:val="Heading3"/>
+      </w:pPr>
+      <w:r>
+        <w:t xml:space="preserve">6.9 Evaluation —</w:t>
+      </w:r>
+      <w:r>
+        <w:t xml:space="preserve"> </w:t>
+      </w:r>
+      <w:hyperlink r:id="rId95">
         <w:r>
           <w:rPr>
             <w:rStyle w:val="Hyperlink"/>
@@ -10556,7 +10821,7 @@
       <w:r>
         <w:t xml:space="preserve"> </w:t>
       </w:r>
-      <w:hyperlink r:id="rId93">
+      <w:hyperlink r:id="rId96">
         <w:r>
           <w:rPr>
             <w:rStyle w:val="Hyperlink"/>
@@ -10610,9 +10875,9 @@
         </w:pict>
       </w:r>
     </w:p>
-    <w:bookmarkEnd w:id="94"/>
-    <w:bookmarkEnd w:id="95"/>
-    <w:bookmarkStart w:id="96" w:name="Xdfc65381a56f37dd4e9dec156d335d7d8ccdfdc"/>
+    <w:bookmarkEnd w:id="97"/>
+    <w:bookmarkEnd w:id="98"/>
+    <w:bookmarkStart w:id="99" w:name="Xdfc65381a56f37dd4e9dec156d335d7d8ccdfdc"/>
     <w:p>
       <w:pPr>
         <w:pStyle w:val="Heading2"/>
@@ -10868,8 +11133,8 @@
         </w:pict>
       </w:r>
     </w:p>
-    <w:bookmarkEnd w:id="96"/>
-    <w:bookmarkStart w:id="99" w:name="X4384cfc2b92b664a7ce98df7a32571e5a61ee3a"/>
+    <w:bookmarkEnd w:id="99"/>
+    <w:bookmarkStart w:id="102" w:name="X4384cfc2b92b664a7ce98df7a32571e5a61ee3a"/>
     <w:p>
       <w:pPr>
         <w:pStyle w:val="Heading2"/>
@@ -10882,7 +11147,7 @@
       <w:pPr>
         <w:pStyle w:val="FirstParagraph"/>
       </w:pPr>
-      <w:hyperlink r:id="rId97">
+      <w:hyperlink r:id="rId100">
         <w:r>
           <w:rPr>
             <w:rStyle w:val="Hyperlink"/>
@@ -11144,7 +11409,7 @@
       <w:r>
         <w:t xml:space="preserve"> </w:t>
       </w:r>
-      <w:hyperlink r:id="rId98">
+      <w:hyperlink r:id="rId101">
         <w:r>
           <w:rPr>
             <w:rStyle w:val="Hyperlink"/>
@@ -11166,8 +11431,8 @@
         </w:pict>
       </w:r>
     </w:p>
-    <w:bookmarkEnd w:id="99"/>
-    <w:bookmarkStart w:id="101" w:name="X9e6eccd377c7cf30eaad378c4bfc94d10dd00a8"/>
+    <w:bookmarkEnd w:id="102"/>
+    <w:bookmarkStart w:id="104" w:name="X9e6eccd377c7cf30eaad378c4bfc94d10dd00a8"/>
     <w:p>
       <w:pPr>
         <w:pStyle w:val="Heading2"/>
@@ -11186,7 +11451,7 @@
       <w:r>
         <w:t xml:space="preserve"> </w:t>
       </w:r>
-      <w:hyperlink r:id="rId100">
+      <w:hyperlink r:id="rId103">
         <w:r>
           <w:rPr>
             <w:rStyle w:val="Hyperlink"/>
@@ -11521,8 +11786,8 @@
         </w:pict>
       </w:r>
     </w:p>
-    <w:bookmarkEnd w:id="101"/>
-    <w:bookmarkStart w:id="104" w:name="X6ab599adb15889d87e7510ead9366092833fa01"/>
+    <w:bookmarkEnd w:id="104"/>
+    <w:bookmarkStart w:id="107" w:name="X6ab599adb15889d87e7510ead9366092833fa01"/>
     <w:p>
       <w:pPr>
         <w:pStyle w:val="Heading2"/>
@@ -11535,7 +11800,7 @@
       <w:pPr>
         <w:pStyle w:val="FirstParagraph"/>
       </w:pPr>
-      <w:hyperlink r:id="rId102">
+      <w:hyperlink r:id="rId105">
         <w:r>
           <w:rPr>
             <w:rStyle w:val="Hyperlink"/>
@@ -11604,7 +11869,7 @@
           <w:numId w:val="1014"/>
         </w:numPr>
       </w:pPr>
-      <w:hyperlink r:id="rId103">
+      <w:hyperlink r:id="rId106">
         <w:r>
           <w:rPr>
             <w:rStyle w:val="Hyperlink"/>
@@ -11673,7 +11938,7 @@
           <w:numId w:val="1014"/>
         </w:numPr>
       </w:pPr>
-      <w:hyperlink r:id="rId98">
+      <w:hyperlink r:id="rId101">
         <w:r>
           <w:rPr>
             <w:rStyle w:val="Hyperlink"/>
@@ -11695,8 +11960,8 @@
         </w:pict>
       </w:r>
     </w:p>
-    <w:bookmarkEnd w:id="104"/>
-    <w:bookmarkStart w:id="105" w:name="X021ba6005f0d214bb58a6ec078bf94acd80af97"/>
+    <w:bookmarkEnd w:id="107"/>
+    <w:bookmarkStart w:id="108" w:name="X021ba6005f0d214bb58a6ec078bf94acd80af97"/>
     <w:p>
       <w:pPr>
         <w:pStyle w:val="Heading2"/>
@@ -12067,6 +12332,33 @@
               <w:rPr>
                 <w:rStyle w:val="VerbatimChar"/>
               </w:rPr>
+              <w:t xml:space="preserve">tests/unit/test_load_swc.py</w:t>
+            </w:r>
+          </w:p>
+        </w:tc>
+        <w:tc>
+          <w:tcPr/>
+          <w:p>
+            <w:pPr>
+              <w:pStyle w:val="Compact"/>
+            </w:pPr>
+            <w:r>
+              <w:t xml:space="preserve">TRIMP (Banister) edge cases + SWC (Hopkins) thresholds</w:t>
+            </w:r>
+          </w:p>
+        </w:tc>
+      </w:tr>
+      <w:tr>
+        <w:tc>
+          <w:tcPr/>
+          <w:p>
+            <w:pPr>
+              <w:pStyle w:val="Compact"/>
+            </w:pPr>
+            <w:r>
+              <w:rPr>
+                <w:rStyle w:val="VerbatimChar"/>
+              </w:rPr>
               <w:t xml:space="preserve">tests/integration/test_api_*.py</w:t>
             </w:r>
           </w:p>
@@ -12147,8 +12439,8 @@
         </w:pict>
       </w:r>
     </w:p>
-    <w:bookmarkEnd w:id="105"/>
-    <w:bookmarkStart w:id="111" w:name="Xa51e929551e3c89d9d05de1a03f50e198a0fa5e"/>
+    <w:bookmarkEnd w:id="108"/>
+    <w:bookmarkStart w:id="114" w:name="Xa51e929551e3c89d9d05de1a03f50e198a0fa5e"/>
     <w:p>
       <w:pPr>
         <w:pStyle w:val="Heading2"/>
@@ -12157,7 +12449,7 @@
         <w:t xml:space="preserve">12. Operations</w:t>
       </w:r>
     </w:p>
-    <w:bookmarkStart w:id="106" w:name="local-run"/>
+    <w:bookmarkStart w:id="109" w:name="local-run"/>
     <w:p>
       <w:pPr>
         <w:pStyle w:val="Heading3"/>
@@ -12309,8 +12601,8 @@
         <w:t xml:space="preserve"># 3000</w:t>
       </w:r>
     </w:p>
-    <w:bookmarkEnd w:id="106"/>
-    <w:bookmarkStart w:id="107" w:name="migrations"/>
+    <w:bookmarkEnd w:id="109"/>
+    <w:bookmarkStart w:id="110" w:name="migrations"/>
     <w:p>
       <w:pPr>
         <w:pStyle w:val="Heading3"/>
@@ -12420,8 +12712,8 @@
         <w:t xml:space="preserve"># roll back one</w:t>
       </w:r>
     </w:p>
-    <w:bookmarkEnd w:id="107"/>
-    <w:bookmarkStart w:id="108" w:name="data-wipe-irb"/>
+    <w:bookmarkEnd w:id="110"/>
+    <w:bookmarkStart w:id="111" w:name="data-wipe-irb"/>
     <w:p>
       <w:pPr>
         <w:pStyle w:val="Heading3"/>
@@ -12519,8 +12811,8 @@
         <w:t xml:space="preserve"># spare photos</w:t>
       </w:r>
     </w:p>
-    <w:bookmarkEnd w:id="108"/>
-    <w:bookmarkStart w:id="109" w:name="Xa5d6bad1f87e23e30efc4f81f5b43780cc62cfe"/>
+    <w:bookmarkEnd w:id="111"/>
+    <w:bookmarkStart w:id="112" w:name="Xa5d6bad1f87e23e30efc4f81f5b43780cc62cfe"/>
     <w:p>
       <w:pPr>
         <w:pStyle w:val="Heading3"/>
@@ -12579,8 +12871,8 @@
         <w:t xml:space="preserve"> gen:api</w:t>
       </w:r>
     </w:p>
-    <w:bookmarkEnd w:id="109"/>
-    <w:bookmarkStart w:id="110" w:name="detector-evaluation"/>
+    <w:bookmarkEnd w:id="112"/>
+    <w:bookmarkStart w:id="113" w:name="detector-evaluation"/>
     <w:p>
       <w:pPr>
         <w:pStyle w:val="Heading3"/>
@@ -12772,9 +13064,9 @@
         </w:pict>
       </w:r>
     </w:p>
-    <w:bookmarkEnd w:id="110"/>
-    <w:bookmarkEnd w:id="111"/>
-    <w:bookmarkStart w:id="112" w:name="X0aa610b57df16039f5bdcf5a44d2095bb8e1366"/>
+    <w:bookmarkEnd w:id="113"/>
+    <w:bookmarkEnd w:id="114"/>
+    <w:bookmarkStart w:id="115" w:name="X0aa610b57df16039f5bdcf5a44d2095bb8e1366"/>
     <w:p>
       <w:pPr>
         <w:pStyle w:val="Heading2"/>
@@ -13010,8 +13302,8 @@
         </w:pict>
       </w:r>
     </w:p>
-    <w:bookmarkEnd w:id="112"/>
-    <w:bookmarkStart w:id="117" w:name="Xdd618d9602139b0eee88c4277e195c55d104c48"/>
+    <w:bookmarkEnd w:id="115"/>
+    <w:bookmarkStart w:id="120" w:name="Xdd618d9602139b0eee88c4277e195c55d104c48"/>
     <w:p>
       <w:pPr>
         <w:pStyle w:val="Heading2"/>
@@ -13020,7 +13312,7 @@
         <w:t xml:space="preserve">14. Roadmap</w:t>
       </w:r>
     </w:p>
-    <w:bookmarkStart w:id="113" w:name="phase-2-current--hrv"/>
+    <w:bookmarkStart w:id="116" w:name="phase-2-current--hrv"/>
     <w:p>
       <w:pPr>
         <w:pStyle w:val="Heading3"/>
@@ -13089,8 +13381,8 @@
         <w:t xml:space="preserve">⏳ In-session HR streaming during capture (fusion with CV events)</w:t>
       </w:r>
     </w:p>
-    <w:bookmarkEnd w:id="113"/>
-    <w:bookmarkStart w:id="114" w:name="phase-3--fusion"/>
+    <w:bookmarkEnd w:id="116"/>
+    <w:bookmarkStart w:id="117" w:name="phase-3--fusion"/>
     <w:p>
       <w:pPr>
         <w:pStyle w:val="Heading3"/>
@@ -13159,8 +13451,8 @@
         <w:t xml:space="preserve">reserved as a sibling of cv/ and hrv/)</w:t>
       </w:r>
     </w:p>
-    <w:bookmarkEnd w:id="114"/>
-    <w:bookmarkStart w:id="115" w:name="phase-4--coaching-layer"/>
+    <w:bookmarkEnd w:id="117"/>
+    <w:bookmarkStart w:id="118" w:name="phase-4--coaching-layer"/>
     <w:p>
       <w:pPr>
         <w:pStyle w:val="Heading3"/>
@@ -13235,8 +13527,8 @@
         <w:t xml:space="preserve">Multi-fighter coach view (when multiple fighters per coach become common)</w:t>
       </w:r>
     </w:p>
-    <w:bookmarkEnd w:id="115"/>
-    <w:bookmarkStart w:id="116" w:name="continuous"/>
+    <w:bookmarkEnd w:id="118"/>
+    <w:bookmarkStart w:id="119" w:name="continuous"/>
     <w:p>
       <w:pPr>
         <w:pStyle w:val="Heading3"/>
@@ -13312,34 +13604,12 @@
           <w:i/>
           <w:iCs/>
         </w:rPr>
-        <w:t xml:space="preserve">Last updated: 2026-05-07 (commit</w:t>
-      </w:r>
-      <w:r>
-        <w:rPr>
-          <w:i/>
-          <w:iCs/>
-        </w:rPr>
-        <w:t xml:space="preserve"> </w:t>
-      </w:r>
-      <w:r>
-        <w:rPr>
-          <w:rStyle w:val="VerbatimChar"/>
-          <w:i/>
-          <w:iCs/>
-        </w:rPr>
-        <w:t xml:space="preserve">e23e2f7</w:t>
-      </w:r>
-      <w:r>
-        <w:rPr>
-          <w:i/>
-          <w:iCs/>
-        </w:rPr>
-        <w:t xml:space="preserve">).</w:t>
-      </w:r>
-    </w:p>
-    <w:bookmarkEnd w:id="116"/>
-    <w:bookmarkEnd w:id="117"/>
-    <w:bookmarkEnd w:id="118"/>
+        <w:t xml:space="preserve">Last updated: 2026-05-07 — 108 tests pass; types/lint/import-linter clean.</w:t>
+      </w:r>
+    </w:p>
+    <w:bookmarkEnd w:id="119"/>
+    <w:bookmarkEnd w:id="120"/>
+    <w:bookmarkEnd w:id="121"/>
     <w:sectPr>
       <w:footnotePr>
         <w:numRestart w:val="eachSect"/>
